--- a/templates/Template LOI avec placeholder.docx
+++ b/templates/Template LOI avec placeholder.docx
@@ -1307,7 +1307,7 @@
         <w:rPr>
           <w:sz w:val="20"/>
         </w:rPr>
-        <w:t>bail net de toutes charges. Seront refacturées au preneur notamment les charges générales de copropriété, l’assurance PNO et les honoraires de gestion (hors gestion des loyers) du gestionnaire technique. Le montant estimatif de la provision trimestrielle de ces charges (hors taxe foncière) s’élève à [.] € HT/trim. ;</w:t>
+        <w:t>bail net de toutes charges. Seront refacturées au preneur notamment les charges générales de copropriété, l’assurance PNO et les honoraires de gestion (hors gestion des loyers) du gestionnaire technique. Le montant estimatif de la provision annuelle de ces charges (hors taxe foncière) s’élève à [Charges Copro] € HT/trim. ;</w:t>
       </w:r>
     </w:p>
     <w:p>
